--- a/back/src/static/todoSilver/Contrato Prestación de Servicios .docx
+++ b/back/src/static/todoSilver/Contrato Prestación de Servicios .docx
@@ -1,6 +1,6 @@
 
 <file path=word/document.xml><?xml version="1.0" encoding="utf-8"?>
-<w:document xmlns:wpc="http://schemas.microsoft.com/office/word/2010/wordprocessingCanvas" xmlns:cx="http://schemas.microsoft.com/office/drawing/2014/chartex" xmlns:cx1="http://schemas.microsoft.com/office/drawing/2015/9/8/chartex" xmlns:cx2="http://schemas.microsoft.com/office/drawing/2015/10/21/chartex" xmlns:cx3="http://schemas.microsoft.com/office/drawing/2016/5/9/chartex" xmlns:cx4="http://schemas.microsoft.com/office/drawing/2016/5/10/chartex" xmlns:cx5="http://schemas.microsoft.com/office/drawing/2016/5/11/chartex" xmlns:cx6="http://schemas.microsoft.com/office/drawing/2016/5/12/chartex" xmlns:cx7="http://schemas.microsoft.com/office/drawing/2016/5/13/chartex" xmlns:cx8="http://schemas.microsoft.com/office/drawing/2016/5/14/chartex" xmlns:mc="http://schemas.openxmlformats.org/markup-compatibility/2006" xmlns:aink="http://schemas.microsoft.com/office/drawing/2016/ink" xmlns:am3d="http://schemas.microsoft.com/office/drawing/2017/model3d" xmlns:o="urn:schemas-microsoft-com:office:office" xmlns:oel="http://schemas.microsoft.com/office/2019/extlst" xmlns:r="http://schemas.openxmlformats.org/officeDocument/2006/relationships" xmlns:m="http://schemas.openxmlformats.org/officeDocument/2006/math" xmlns:v="urn:schemas-microsoft-com:vml" xmlns:wp14="http://schemas.microsoft.com/office/word/2010/wordprocessingDrawing" xmlns:wp="http://schemas.openxmlformats.org/drawingml/2006/wordprocessingDrawing" xmlns:w10="urn:schemas-microsoft-com:office:word" xmlns:w="http://schemas.openxmlformats.org/wordprocessingml/2006/main" xmlns:w14="http://schemas.microsoft.com/office/word/2010/wordml" xmlns:w15="http://schemas.microsoft.com/office/word/2012/wordml" xmlns:w16cex="http://schemas.microsoft.com/office/word/2018/wordml/cex" xmlns:w16cid="http://schemas.microsoft.com/office/word/2016/wordml/cid" xmlns:w16="http://schemas.microsoft.com/office/word/2018/wordml" xmlns:w16du="http://schemas.microsoft.com/office/word/2023/wordml/word16du" xmlns:w16sdtdh="http://schemas.microsoft.com/office/word/2020/wordml/sdtdatahash" xmlns:w16sdtfl="http://schemas.microsoft.com/office/word/2024/wordml/sdtformatlock" xmlns:w16se="http://schemas.microsoft.com/office/word/2015/wordml/symex" xmlns:wpg="http://schemas.microsoft.com/office/word/2010/wordprocessingGroup" xmlns:wpi="http://schemas.microsoft.com/office/word/2010/wordprocessingInk" xmlns:wne="http://schemas.microsoft.com/office/word/2006/wordml" xmlns:wps="http://schemas.microsoft.com/office/word/2010/wordprocessingShape" mc:Ignorable="w14 w15 w16se w16cid w16 w16cex w16sdtdh w16sdtfl w16du wp14">
+<w:document xmlns:wpc="http://schemas.microsoft.com/office/word/2010/wordprocessingCanvas" xmlns:cx="http://schemas.microsoft.com/office/drawing/2014/chartex" xmlns:cx1="http://schemas.microsoft.com/office/drawing/2015/9/8/chartex" xmlns:cx2="http://schemas.microsoft.com/office/drawing/2015/10/21/chartex" xmlns:cx3="http://schemas.microsoft.com/office/drawing/2016/5/9/chartex" xmlns:cx4="http://schemas.microsoft.com/office/drawing/2016/5/10/chartex" xmlns:cx5="http://schemas.microsoft.com/office/drawing/2016/5/11/chartex" xmlns:cx6="http://schemas.microsoft.com/office/drawing/2016/5/12/chartex" xmlns:cx7="http://schemas.microsoft.com/office/drawing/2016/5/13/chartex" xmlns:cx8="http://schemas.microsoft.com/office/drawing/2016/5/14/chartex" xmlns:mc="http://schemas.openxmlformats.org/markup-compatibility/2006" xmlns:aink="http://schemas.microsoft.com/office/drawing/2016/ink" xmlns:am3d="http://schemas.microsoft.com/office/drawing/2017/model3d" xmlns:o="urn:schemas-microsoft-com:office:office" xmlns:oel="http://schemas.microsoft.com/office/2019/extlst" xmlns:r="http://schemas.openxmlformats.org/officeDocument/2006/relationships" xmlns:m="http://schemas.openxmlformats.org/officeDocument/2006/math" xmlns:v="urn:schemas-microsoft-com:vml" xmlns:wp14="http://schemas.microsoft.com/office/word/2010/wordprocessingDrawing" xmlns:wp="http://schemas.openxmlformats.org/drawingml/2006/wordprocessingDrawing" xmlns:w10="urn:schemas-microsoft-com:office:word" xmlns:w="http://schemas.openxmlformats.org/wordprocessingml/2006/main" xmlns:w14="http://schemas.microsoft.com/office/word/2010/wordml" xmlns:w15="http://schemas.microsoft.com/office/word/2012/wordml" xmlns:w16cei="http://schemas.microsoft.com/office/word/2026/wordml/cei" xmlns:w16cex="http://schemas.microsoft.com/office/word/2018/wordml/cex" xmlns:w16cid="http://schemas.microsoft.com/office/word/2016/wordml/cid" xmlns:w16="http://schemas.microsoft.com/office/word/2018/wordml" xmlns:w16du="http://schemas.microsoft.com/office/word/2023/wordml/word16du" xmlns:w16sdtdh="http://schemas.microsoft.com/office/word/2020/wordml/sdtdatahash" xmlns:w16sdtfl="http://schemas.microsoft.com/office/word/2024/wordml/sdtformatlock" xmlns:w16se="http://schemas.microsoft.com/office/word/2015/wordml/symex" xmlns:wpg="http://schemas.microsoft.com/office/word/2010/wordprocessingGroup" xmlns:wpi="http://schemas.microsoft.com/office/word/2010/wordprocessingInk" xmlns:wne="http://schemas.microsoft.com/office/word/2006/wordml" xmlns:wps="http://schemas.microsoft.com/office/word/2010/wordprocessingShape" mc:Ignorable="w14 w15 w16se w16cid w16 w16cex w16sdtdh w16sdtfl w16du wp14">
   <w:body>
     <w:p>
       <w:pPr>
@@ -380,41 +380,49 @@
     <w:tbl>
       <w:tblPr>
         <w:tblStyle w:val="TableNormal"/>
-        <w:tblW w:w="0" w:type="auto"/>
-        <w:tblInd w:w="269" w:type="dxa"/>
+        <w:tblpPr w:leftFromText="141" w:rightFromText="141" w:horzAnchor="margin" w:tblpXSpec="right" w:tblpY="1970"/>
+        <w:tblW w:w="9168" w:type="dxa"/>
         <w:tblLayout w:type="fixed"/>
         <w:tblLook w:val="01E0" w:firstRow="1" w:lastRow="1" w:firstColumn="1" w:lastColumn="1" w:noHBand="0" w:noVBand="0"/>
       </w:tblPr>
       <w:tblGrid>
-        <w:gridCol w:w="4083"/>
-        <w:gridCol w:w="4747"/>
+        <w:gridCol w:w="4173"/>
+        <w:gridCol w:w="4995"/>
       </w:tblGrid>
       <w:tr>
         <w:trPr>
-          <w:trHeight w:val="2328"/>
+          <w:trHeight w:val="3487"/>
         </w:trPr>
         <w:tc>
           <w:tcPr>
-            <w:tcW w:w="4083" w:type="dxa"/>
+            <w:tcW w:w="4173" w:type="dxa"/>
             <w:shd w:val="clear" w:color="auto" w:fill="D1D1D1"/>
           </w:tcPr>
           <w:p>
             <w:pPr>
               <w:pStyle w:val="TableParagraph"/>
-              <w:spacing w:before="6" w:line="240" w:lineRule="auto"/>
-              <w:ind w:left="0"/>
+              <w:ind w:left="88"/>
               <w:rPr>
-                <w:sz w:val="20"/>
+                <w:noProof/>
               </w:rPr>
             </w:pPr>
           </w:p>
           <w:p>
             <w:pPr>
               <w:pStyle w:val="TableParagraph"/>
-              <w:spacing w:line="249" w:lineRule="auto"/>
-              <w:ind w:left="292" w:right="275" w:firstLine="38"/>
+              <w:ind w:left="88"/>
               <w:rPr>
-                <w:sz w:val="20"/>
+                <w:noProof/>
+              </w:rPr>
+            </w:pPr>
+          </w:p>
+          <w:p>
+            <w:pPr>
+              <w:pStyle w:val="TableParagraph"/>
+              <w:ind w:left="88"/>
+              <w:rPr>
+                <w:b/>
+                <w:lang w:val="es-CO"/>
               </w:rPr>
             </w:pPr>
             <w:r>
@@ -422,7 +430,7 @@
                 <w:noProof/>
               </w:rPr>
               <w:drawing>
-                <wp:inline distT="0" distB="0" distL="0" distR="0" wp14:anchorId="71CA4DAC" wp14:editId="7912A2B0">
+                <wp:inline distT="0" distB="0" distL="0" distR="0" wp14:anchorId="39B5C443" wp14:editId="0D371496">
                   <wp:extent cx="345427" cy="359409"/>
                   <wp:effectExtent l="0" t="0" r="0" b="0"/>
                   <wp:docPr id="2" name="Image 2"/>
@@ -460,105 +468,23 @@
             <w:r>
               <w:rPr>
                 <w:b/>
-                <w:w w:val="105"/>
-              </w:rPr>
-              <w:t>SILVER</w:t>
-            </w:r>
-            <w:r>
-              <w:rPr>
-                <w:b/>
-                <w:spacing w:val="-26"/>
-                <w:w w:val="105"/>
-              </w:rPr>
-              <w:t xml:space="preserve"> </w:t>
-            </w:r>
-            <w:r>
-              <w:rPr>
-                <w:b/>
-                <w:w w:val="105"/>
-              </w:rPr>
-              <w:t xml:space="preserve">CONSULTING </w:t>
-            </w:r>
-            <w:r>
-              <w:rPr>
-                <w:b/>
-                <w:sz w:val="20"/>
-              </w:rPr>
-              <w:t>Nombre:</w:t>
-            </w:r>
-            <w:r>
-              <w:rPr>
-                <w:b/>
-                <w:spacing w:val="-16"/>
-                <w:sz w:val="20"/>
-              </w:rPr>
-              <w:t xml:space="preserve"> </w:t>
-            </w:r>
-            <w:r>
-              <w:rPr>
-                <w:b/>
-                <w:sz w:val="20"/>
-              </w:rPr>
-              <w:t>SILVER</w:t>
-            </w:r>
-            <w:r>
-              <w:rPr>
-                <w:b/>
-                <w:spacing w:val="-16"/>
-                <w:sz w:val="20"/>
-              </w:rPr>
-              <w:t xml:space="preserve"> </w:t>
-            </w:r>
-            <w:r>
-              <w:rPr>
-                <w:b/>
-                <w:sz w:val="20"/>
-              </w:rPr>
-              <w:t>CONSULTING</w:t>
-            </w:r>
-            <w:r>
-              <w:rPr>
-                <w:b/>
-                <w:spacing w:val="-16"/>
-                <w:sz w:val="20"/>
-              </w:rPr>
-              <w:t xml:space="preserve"> </w:t>
-            </w:r>
-            <w:r>
-              <w:rPr>
-                <w:b/>
-                <w:sz w:val="20"/>
-              </w:rPr>
-              <w:t xml:space="preserve">S.A.S. </w:t>
-            </w:r>
-            <w:r>
-              <w:rPr>
-                <w:b/>
-                <w:w w:val="105"/>
-                <w:sz w:val="20"/>
-              </w:rPr>
-              <w:t xml:space="preserve">NIT: </w:t>
-            </w:r>
-            <w:r>
-              <w:rPr>
-                <w:w w:val="105"/>
-                <w:sz w:val="20"/>
+                <w:lang w:val="es-CO"/>
               </w:rPr>
               <w:t>{{</w:t>
             </w:r>
             <w:proofErr w:type="spellStart"/>
             <w:r>
               <w:rPr>
-                <w:w w:val="105"/>
-                <w:sz w:val="20"/>
+                <w:b/>
+                <w:lang w:val="es-CO"/>
               </w:rPr>
-              <w:t>NitSilver</w:t>
+              <w:t>EmpresaRazonSocial</w:t>
             </w:r>
             <w:proofErr w:type="spellEnd"/>
             <w:r>
               <w:rPr>
-                <w:w w:val="105"/>
-                <w:sz w:val="20"/>
+                <w:b/>
+                <w:lang w:val="es-CO"/>
               </w:rPr>
               <w:t>}}</w:t>
             </w:r>
@@ -566,79 +492,54 @@
           <w:p>
             <w:pPr>
               <w:pStyle w:val="TableParagraph"/>
-              <w:spacing w:before="0" w:line="230" w:lineRule="exact"/>
-              <w:ind w:left="292"/>
+              <w:ind w:left="88"/>
               <w:rPr>
+                <w:b/>
                 <w:sz w:val="20"/>
+                <w:lang w:val="es-CO"/>
               </w:rPr>
             </w:pPr>
             <w:r>
               <w:rPr>
                 <w:b/>
-                <w:w w:val="90"/>
                 <w:sz w:val="20"/>
+                <w:lang w:val="es-CO"/>
               </w:rPr>
-              <w:t>Rep.</w:t>
+              <w:t>Nombre: {{</w:t>
             </w:r>
+            <w:proofErr w:type="spellStart"/>
             <w:r>
               <w:rPr>
                 <w:b/>
                 <w:sz w:val="20"/>
+                <w:lang w:val="es-CO"/>
               </w:rPr>
-              <w:t xml:space="preserve"> </w:t>
+              <w:t>EmpresaRazonSocial</w:t>
             </w:r>
+            <w:proofErr w:type="spellEnd"/>
             <w:r>
               <w:rPr>
                 <w:b/>
-                <w:w w:val="90"/>
                 <w:sz w:val="20"/>
+                <w:lang w:val="es-CO"/>
               </w:rPr>
-              <w:t>Legal</w:t>
-            </w:r>
-            <w:r>
-              <w:rPr>
-                <w:b/>
-                <w:spacing w:val="3"/>
-                <w:sz w:val="20"/>
-              </w:rPr>
-              <w:t xml:space="preserve"> </w:t>
-            </w:r>
-            <w:r>
-              <w:rPr>
-                <w:b/>
-                <w:w w:val="85"/>
-                <w:sz w:val="20"/>
-              </w:rPr>
-              <w:t>|</w:t>
-            </w:r>
-            <w:r>
-              <w:rPr>
-                <w:b/>
-                <w:spacing w:val="-1"/>
-                <w:sz w:val="20"/>
-              </w:rPr>
-              <w:t xml:space="preserve"> </w:t>
-            </w:r>
-            <w:r>
-              <w:rPr>
-                <w:w w:val="90"/>
-                <w:sz w:val="20"/>
-              </w:rPr>
-              <w:t>{{</w:t>
+              <w:t>}} NIT: {{</w:t>
             </w:r>
             <w:proofErr w:type="spellStart"/>
             <w:r>
               <w:rPr>
-                <w:w w:val="90"/>
+                <w:b/>
                 <w:sz w:val="20"/>
+                <w:lang w:val="es-CO"/>
               </w:rPr>
-              <w:t>RepresentanteLegal</w:t>
+              <w:t>EmpresaNit</w:t>
             </w:r>
             <w:proofErr w:type="spellEnd"/>
             <w:r>
               <w:rPr>
-                <w:w w:val="90"/>
+                <w:b/>
                 <w:sz w:val="20"/>
+                <w:lang w:val="es-CO"/>
               </w:rPr>
               <w:t>}}</w:t>
             </w:r>
@@ -646,47 +547,36 @@
           <w:p>
             <w:pPr>
               <w:pStyle w:val="TableParagraph"/>
-              <w:spacing w:before="10" w:line="240" w:lineRule="auto"/>
-              <w:ind w:left="292"/>
+              <w:ind w:left="88"/>
               <w:rPr>
+                <w:b/>
                 <w:sz w:val="20"/>
+                <w:lang w:val="es-CO"/>
               </w:rPr>
             </w:pPr>
             <w:r>
               <w:rPr>
                 <w:b/>
                 <w:sz w:val="20"/>
+                <w:lang w:val="es-CO"/>
               </w:rPr>
-              <w:t>C.C.</w:t>
-            </w:r>
-            <w:r>
-              <w:rPr>
-                <w:b/>
-                <w:spacing w:val="-11"/>
-                <w:sz w:val="20"/>
-              </w:rPr>
-              <w:t xml:space="preserve"> </w:t>
-            </w:r>
-            <w:r>
-              <w:rPr>
-                <w:spacing w:val="-2"/>
-                <w:sz w:val="20"/>
-              </w:rPr>
-              <w:t>{{</w:t>
+              <w:t>Rep. Legal | {{</w:t>
             </w:r>
             <w:proofErr w:type="spellStart"/>
             <w:r>
               <w:rPr>
-                <w:spacing w:val="-2"/>
+                <w:b/>
                 <w:sz w:val="20"/>
+                <w:lang w:val="es-CO"/>
               </w:rPr>
-              <w:t>CedulaRL</w:t>
+              <w:t>EmpresaRepresentanteLegal</w:t>
             </w:r>
             <w:proofErr w:type="spellEnd"/>
             <w:r>
               <w:rPr>
-                <w:spacing w:val="-2"/>
+                <w:b/>
                 <w:sz w:val="20"/>
+                <w:lang w:val="es-CO"/>
               </w:rPr>
               <w:t>}}</w:t>
             </w:r>
@@ -694,110 +584,100 @@
           <w:p>
             <w:pPr>
               <w:pStyle w:val="TableParagraph"/>
-              <w:spacing w:before="12" w:line="240" w:lineRule="auto"/>
-              <w:ind w:left="292"/>
+              <w:ind w:left="88"/>
               <w:rPr>
+                <w:b/>
                 <w:sz w:val="20"/>
+                <w:lang w:val="es-CO"/>
               </w:rPr>
             </w:pPr>
             <w:r>
               <w:rPr>
                 <w:b/>
-                <w:spacing w:val="-2"/>
                 <w:sz w:val="20"/>
+                <w:lang w:val="es-CO"/>
               </w:rPr>
-              <w:t>Domicilio:</w:t>
-            </w:r>
-            <w:r>
-              <w:rPr>
-                <w:b/>
-                <w:spacing w:val="-13"/>
-                <w:sz w:val="20"/>
-              </w:rPr>
-              <w:t xml:space="preserve"> </w:t>
-            </w:r>
-            <w:r>
-              <w:rPr>
-                <w:spacing w:val="-2"/>
-                <w:sz w:val="20"/>
-              </w:rPr>
-              <w:t>{{</w:t>
+              <w:t>C.C. {{</w:t>
             </w:r>
             <w:proofErr w:type="spellStart"/>
             <w:r>
               <w:rPr>
-                <w:spacing w:val="-2"/>
+                <w:b/>
                 <w:sz w:val="20"/>
+                <w:lang w:val="es-CO"/>
               </w:rPr>
-              <w:t>CiudadSilver</w:t>
+              <w:t>EmpresaCedulaRepresentante</w:t>
             </w:r>
             <w:proofErr w:type="spellEnd"/>
             <w:r>
               <w:rPr>
-                <w:spacing w:val="-2"/>
+                <w:b/>
                 <w:sz w:val="20"/>
+                <w:lang w:val="es-CO"/>
               </w:rPr>
               <w:t>}}</w:t>
             </w:r>
           </w:p>
+          <w:p>
+            <w:pPr>
+              <w:pStyle w:val="TableParagraph"/>
+              <w:ind w:left="88"/>
+              <w:rPr>
+                <w:b/>
+                <w:sz w:val="20"/>
+                <w:lang w:val="es-CO"/>
+              </w:rPr>
+            </w:pPr>
+            <w:r>
+              <w:rPr>
+                <w:b/>
+                <w:sz w:val="20"/>
+                <w:lang w:val="es-CO"/>
+              </w:rPr>
+              <w:t>Domicilio: {{</w:t>
+            </w:r>
+            <w:proofErr w:type="spellStart"/>
+            <w:r>
+              <w:rPr>
+                <w:b/>
+                <w:sz w:val="20"/>
+                <w:lang w:val="es-CO"/>
+              </w:rPr>
+              <w:t>EmpresaDomicilio</w:t>
+            </w:r>
+            <w:proofErr w:type="spellEnd"/>
+            <w:r>
+              <w:rPr>
+                <w:b/>
+                <w:sz w:val="20"/>
+                <w:lang w:val="es-CO"/>
+              </w:rPr>
+              <w:t>}}</w:t>
+            </w:r>
+          </w:p>
+          <w:p>
+            <w:pPr>
+              <w:pStyle w:val="TableParagraph"/>
+              <w:spacing w:before="13" w:line="224" w:lineRule="exact"/>
+              <w:ind w:left="50"/>
+              <w:rPr>
+                <w:sz w:val="20"/>
+              </w:rPr>
+            </w:pPr>
+          </w:p>
         </w:tc>
         <w:tc>
           <w:tcPr>
-            <w:tcW w:w="4747" w:type="dxa"/>
+            <w:tcW w:w="4995" w:type="dxa"/>
             <w:shd w:val="clear" w:color="auto" w:fill="D1D1D1"/>
           </w:tcPr>
           <w:p>
             <w:pPr>
               <w:pStyle w:val="TableParagraph"/>
-              <w:spacing w:before="0" w:line="240" w:lineRule="auto"/>
-              <w:ind w:left="0"/>
-            </w:pPr>
-          </w:p>
-          <w:p>
-            <w:pPr>
-              <w:pStyle w:val="TableParagraph"/>
-              <w:spacing w:before="88" w:line="240" w:lineRule="auto"/>
-              <w:ind w:left="0"/>
-            </w:pPr>
-          </w:p>
-          <w:p>
-            <w:pPr>
-              <w:pStyle w:val="TableParagraph"/>
-              <w:spacing w:before="0" w:line="240" w:lineRule="auto"/>
-              <w:ind w:left="1044"/>
+              <w:spacing w:before="146"/>
               <w:rPr>
                 <w:b/>
-              </w:rPr>
-            </w:pPr>
-            <w:r>
-              <w:rPr>
-                <w:b/>
-                <w:spacing w:val="-6"/>
-              </w:rPr>
-              <w:t>EL</w:t>
-            </w:r>
-            <w:r>
-              <w:rPr>
-                <w:b/>
-                <w:spacing w:val="-19"/>
-              </w:rPr>
-              <w:t xml:space="preserve"> </w:t>
-            </w:r>
-            <w:r>
-              <w:rPr>
-                <w:b/>
-                <w:spacing w:val="-2"/>
-              </w:rPr>
-              <w:t>CONTRATISTA</w:t>
-            </w:r>
-          </w:p>
-          <w:p>
-            <w:pPr>
-              <w:pStyle w:val="TableParagraph"/>
-              <w:spacing w:before="11" w:line="240" w:lineRule="auto"/>
-              <w:ind w:left="439"/>
-              <w:rPr>
-                <w:b/>
+                <w:sz w:val="20"/>
               </w:rPr>
             </w:pPr>
             <w:r>
@@ -808,13 +688,13 @@
               <mc:AlternateContent>
                 <mc:Choice Requires="wpg">
                   <w:drawing>
-                    <wp:anchor distT="0" distB="0" distL="0" distR="0" simplePos="0" relativeHeight="15728640" behindDoc="0" locked="0" layoutInCell="1" allowOverlap="1" wp14:anchorId="5AF826A8" wp14:editId="7CEFEA72">
+                    <wp:anchor distT="0" distB="0" distL="0" distR="0" simplePos="0" relativeHeight="251658240" behindDoc="0" locked="0" layoutInCell="1" allowOverlap="1" wp14:anchorId="151D7498" wp14:editId="260EA43E">
                       <wp:simplePos x="0" y="0"/>
                       <wp:positionH relativeFrom="column">
-                        <wp:posOffset>340189</wp:posOffset>
+                        <wp:posOffset>307975</wp:posOffset>
                       </wp:positionH>
                       <wp:positionV relativeFrom="paragraph">
-                        <wp:posOffset>-336573</wp:posOffset>
+                        <wp:posOffset>92075</wp:posOffset>
                       </wp:positionV>
                       <wp:extent cx="237490" cy="252095"/>
                       <wp:effectExtent l="0" t="0" r="0" b="0"/>
@@ -866,7 +746,7 @@
                 </mc:Choice>
                 <mc:Fallback>
                   <w:pict>
-                    <v:group w14:anchorId="64509873" id="Group 3" o:spid="_x0000_s1026" style="position:absolute;margin-left:26.8pt;margin-top:-26.5pt;width:18.7pt;height:19.85pt;z-index:15728640;mso-wrap-distance-left:0;mso-wrap-distance-right:0" coordsize="237490,252095" o:gfxdata="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">
+                    <v:group w14:anchorId="143033A2" id="Group 3" o:spid="_x0000_s1026" style="position:absolute;margin-left:24.25pt;margin-top:7.25pt;width:18.7pt;height:19.85pt;z-index:251658240;mso-wrap-distance-left:0;mso-wrap-distance-right:0" coordsize="237490,252095" o:gfxdata="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">
                       <v:shapetype id="_x0000_t75" coordsize="21600,21600" o:spt="75" o:preferrelative="t" path="m@4@5l@4@11@9@11@9@5xe" filled="f" stroked="f">
                         <v:stroke joinstyle="miter"/>
                         <v:formulas>
@@ -894,47 +774,11 @@
                 </mc:Fallback>
               </mc:AlternateContent>
             </w:r>
-            <w:r>
-              <w:rPr>
-                <w:b/>
-                <w:sz w:val="20"/>
-              </w:rPr>
-              <w:t>Nombre:</w:t>
-            </w:r>
-            <w:r>
-              <w:rPr>
-                <w:b/>
-                <w:spacing w:val="-18"/>
-                <w:sz w:val="20"/>
-              </w:rPr>
-              <w:t xml:space="preserve"> </w:t>
-            </w:r>
-            <w:r>
-              <w:rPr>
-                <w:b/>
-              </w:rPr>
-              <w:t>{{</w:t>
-            </w:r>
-            <w:proofErr w:type="spellStart"/>
-            <w:r>
-              <w:rPr>
-                <w:b/>
-              </w:rPr>
-              <w:t>NombreCompleto</w:t>
-            </w:r>
-            <w:proofErr w:type="spellEnd"/>
-            <w:r>
-              <w:rPr>
-                <w:b/>
-              </w:rPr>
-              <w:t>}}</w:t>
-            </w:r>
           </w:p>
           <w:p>
             <w:pPr>
               <w:pStyle w:val="TableParagraph"/>
-              <w:spacing w:before="16" w:line="240" w:lineRule="auto"/>
-              <w:ind w:left="439"/>
+              <w:ind w:left="1044"/>
               <w:rPr>
                 <w:b/>
                 <w:sz w:val="20"/>
@@ -943,12 +787,17 @@
             <w:r>
               <w:rPr>
                 <w:b/>
-                <w:spacing w:val="-2"/>
+                <w:spacing w:val="-6"/>
                 <w:sz w:val="20"/>
               </w:rPr>
-              <w:t>Cédula:</w:t>
+              <w:t>EL</w:t>
             </w:r>
             <w:r>
+              <w:rPr>
+                <w:b/>
+                <w:spacing w:val="-16"/>
+                <w:sz w:val="20"/>
+              </w:rPr>
               <w:t xml:space="preserve"> </w:t>
             </w:r>
             <w:r>
@@ -957,23 +806,39 @@
                 <w:spacing w:val="-2"/>
                 <w:sz w:val="20"/>
               </w:rPr>
-              <w:t>{{</w:t>
+              <w:t>CONTRATISTA</w:t>
+            </w:r>
+          </w:p>
+          <w:p>
+            <w:pPr>
+              <w:pStyle w:val="TableParagraph"/>
+              <w:spacing w:before="11"/>
+              <w:ind w:left="439"/>
+              <w:rPr>
+                <w:b/>
+                <w:lang w:val="es-CO"/>
+              </w:rPr>
+            </w:pPr>
+            <w:r>
+              <w:rPr>
+                <w:b/>
+                <w:lang w:val="es-CO"/>
+              </w:rPr>
+              <w:t>Nombre: {{</w:t>
             </w:r>
             <w:proofErr w:type="spellStart"/>
             <w:r>
               <w:rPr>
                 <w:b/>
-                <w:spacing w:val="-2"/>
-                <w:sz w:val="20"/>
+                <w:lang w:val="es-CO"/>
               </w:rPr>
-              <w:t>NumeroDocumento</w:t>
+              <w:t>ContratistaNombreLegal</w:t>
             </w:r>
             <w:proofErr w:type="spellEnd"/>
             <w:r>
               <w:rPr>
                 <w:b/>
-                <w:spacing w:val="-2"/>
-                <w:sz w:val="20"/>
+                <w:lang w:val="es-CO"/>
               </w:rPr>
               <w:t>}}</w:t>
             </w:r>
@@ -981,47 +846,232 @@
           <w:p>
             <w:pPr>
               <w:pStyle w:val="TableParagraph"/>
-              <w:spacing w:before="13" w:line="240" w:lineRule="auto"/>
+              <w:spacing w:before="11"/>
               <w:ind w:left="439"/>
               <w:rPr>
-                <w:sz w:val="20"/>
+                <w:b/>
+                <w:lang w:val="es-CO"/>
               </w:rPr>
             </w:pPr>
             <w:r>
               <w:rPr>
                 <w:b/>
-                <w:sz w:val="20"/>
-              </w:rPr>
-              <w:t>Domicilio:</w:t>
-            </w:r>
-            <w:r>
-              <w:rPr>
-                <w:b/>
-                <w:spacing w:val="-19"/>
-                <w:sz w:val="20"/>
-              </w:rPr>
-              <w:t xml:space="preserve"> </w:t>
-            </w:r>
-            <w:r>
-              <w:rPr>
-                <w:sz w:val="20"/>
+                <w:lang w:val="es-CO"/>
               </w:rPr>
               <w:t>{{</w:t>
             </w:r>
             <w:proofErr w:type="spellStart"/>
             <w:r>
               <w:rPr>
-                <w:sz w:val="20"/>
+                <w:b/>
+                <w:lang w:val="es-CO"/>
+              </w:rPr>
+              <w:t>ContratistaDocumentoEtiqueta</w:t>
+            </w:r>
+            <w:proofErr w:type="spellEnd"/>
+            <w:r>
+              <w:rPr>
+                <w:b/>
+                <w:lang w:val="es-CO"/>
+              </w:rPr>
+              <w:t>}}: {{</w:t>
+            </w:r>
+            <w:proofErr w:type="spellStart"/>
+            <w:r>
+              <w:rPr>
+                <w:b/>
+                <w:lang w:val="es-CO"/>
+              </w:rPr>
+              <w:t>ContratistaDocumentoLegal</w:t>
+            </w:r>
+            <w:proofErr w:type="spellEnd"/>
+            <w:r>
+              <w:rPr>
+                <w:b/>
+                <w:lang w:val="es-CO"/>
+              </w:rPr>
+              <w:t>}}</w:t>
+            </w:r>
+          </w:p>
+          <w:p>
+            <w:pPr>
+              <w:pStyle w:val="TableParagraph"/>
+              <w:spacing w:before="11"/>
+              <w:ind w:left="439"/>
+              <w:rPr>
+                <w:b/>
+                <w:lang w:val="es-CO"/>
+              </w:rPr>
+            </w:pPr>
+            <w:r>
+              <w:rPr>
+                <w:b/>
+                <w:lang w:val="es-CO"/>
+              </w:rPr>
+              <w:t>{{#ContratistaFirmaNit}}</w:t>
+            </w:r>
+          </w:p>
+          <w:p>
+            <w:pPr>
+              <w:pStyle w:val="TableParagraph"/>
+              <w:spacing w:before="11"/>
+              <w:ind w:left="439"/>
+              <w:rPr>
+                <w:b/>
+                <w:lang w:val="es-CO"/>
+              </w:rPr>
+            </w:pPr>
+            <w:r>
+              <w:rPr>
+                <w:b/>
+                <w:lang w:val="es-CO"/>
+              </w:rPr>
+              <w:t>Rep. Legal | {{</w:t>
+            </w:r>
+            <w:proofErr w:type="spellStart"/>
+            <w:r>
+              <w:rPr>
+                <w:b/>
+                <w:lang w:val="es-CO"/>
+              </w:rPr>
+              <w:t>ContratistaRepresentanteLegal</w:t>
+            </w:r>
+            <w:proofErr w:type="spellEnd"/>
+            <w:r>
+              <w:rPr>
+                <w:b/>
+                <w:lang w:val="es-CO"/>
+              </w:rPr>
+              <w:t>}}</w:t>
+            </w:r>
+          </w:p>
+          <w:p>
+            <w:pPr>
+              <w:pStyle w:val="TableParagraph"/>
+              <w:spacing w:before="11"/>
+              <w:ind w:left="439"/>
+              <w:rPr>
+                <w:b/>
+                <w:lang w:val="es-CO"/>
+              </w:rPr>
+            </w:pPr>
+            <w:r>
+              <w:rPr>
+                <w:b/>
+                <w:lang w:val="es-CO"/>
+              </w:rPr>
+              <w:t>{{</w:t>
+            </w:r>
+            <w:proofErr w:type="spellStart"/>
+            <w:r>
+              <w:rPr>
+                <w:b/>
+                <w:lang w:val="es-CO"/>
+              </w:rPr>
+              <w:t>ContratistaTipoDocumentoRepresentante</w:t>
+            </w:r>
+            <w:proofErr w:type="spellEnd"/>
+            <w:r>
+              <w:rPr>
+                <w:b/>
+                <w:lang w:val="es-CO"/>
+              </w:rPr>
+              <w:t>}}: {{</w:t>
+            </w:r>
+            <w:proofErr w:type="spellStart"/>
+            <w:r>
+              <w:rPr>
+                <w:b/>
+                <w:lang w:val="es-CO"/>
+              </w:rPr>
+              <w:t>ContratistaNumeroDocumentoRepresentante</w:t>
+            </w:r>
+            <w:proofErr w:type="spellEnd"/>
+            <w:r>
+              <w:rPr>
+                <w:b/>
+                <w:lang w:val="es-CO"/>
+              </w:rPr>
+              <w:t>}}</w:t>
+            </w:r>
+          </w:p>
+          <w:p>
+            <w:pPr>
+              <w:pStyle w:val="TableParagraph"/>
+              <w:spacing w:before="11"/>
+              <w:ind w:left="439"/>
+              <w:rPr>
+                <w:b/>
+                <w:lang w:val="es-CO"/>
+              </w:rPr>
+            </w:pPr>
+            <w:r>
+              <w:rPr>
+                <w:b/>
+                <w:lang w:val="es-CO"/>
+              </w:rPr>
+              <w:t>{{/</w:t>
+            </w:r>
+            <w:proofErr w:type="spellStart"/>
+            <w:r>
+              <w:rPr>
+                <w:b/>
+                <w:lang w:val="es-CO"/>
+              </w:rPr>
+              <w:t>ContratistaFirmaNit</w:t>
+            </w:r>
+            <w:proofErr w:type="spellEnd"/>
+            <w:r>
+              <w:rPr>
+                <w:b/>
+                <w:lang w:val="es-CO"/>
+              </w:rPr>
+              <w:t>}}</w:t>
+            </w:r>
+          </w:p>
+          <w:p>
+            <w:pPr>
+              <w:pStyle w:val="TableParagraph"/>
+              <w:spacing w:before="11"/>
+              <w:ind w:left="439"/>
+              <w:rPr>
+                <w:b/>
+                <w:lang w:val="es-CO"/>
+              </w:rPr>
+            </w:pPr>
+            <w:r>
+              <w:rPr>
+                <w:b/>
+                <w:lang w:val="es-CO"/>
+              </w:rPr>
+              <w:t>Domicilio: {{</w:t>
+            </w:r>
+            <w:proofErr w:type="spellStart"/>
+            <w:r>
+              <w:rPr>
+                <w:b/>
+                <w:lang w:val="es-CO"/>
               </w:rPr>
               <w:t>Direccion</w:t>
             </w:r>
             <w:proofErr w:type="spellEnd"/>
             <w:r>
               <w:rPr>
-                <w:sz w:val="20"/>
+                <w:b/>
+                <w:lang w:val="es-CO"/>
               </w:rPr>
               <w:t>}}</w:t>
             </w:r>
+          </w:p>
+          <w:p>
+            <w:pPr>
+              <w:pStyle w:val="TableParagraph"/>
+              <w:spacing w:before="14"/>
+              <w:ind w:left="439"/>
+              <w:rPr>
+                <w:sz w:val="20"/>
+              </w:rPr>
+            </w:pPr>
           </w:p>
         </w:tc>
       </w:tr>
@@ -2866,6 +2916,7 @@
         <w:rPr>
           <w:b/>
         </w:rPr>
+        <w:lastRenderedPageBreak/>
         <w:t>Parágrafo:</w:t>
       </w:r>
       <w:r>
@@ -3321,20 +3372,6 @@
         </w:rPr>
         <w:t>siguiente:</w:t>
       </w:r>
-    </w:p>
-    <w:p>
-      <w:pPr>
-        <w:pStyle w:val="Textoindependiente"/>
-        <w:spacing w:line="252" w:lineRule="auto"/>
-        <w:sectPr>
-          <w:footerReference w:type="default" r:id="rId10"/>
-          <w:type w:val="continuous"/>
-          <w:pgSz w:w="12240" w:h="15840"/>
-          <w:pgMar w:top="1340" w:right="1440" w:bottom="920" w:left="1440" w:header="0" w:footer="725" w:gutter="0"/>
-          <w:pgNumType w:start="1"/>
-          <w:cols w:space="720"/>
-        </w:sectPr>
-      </w:pPr>
     </w:p>
     <w:p>
       <w:pPr>
@@ -3358,7 +3395,6 @@
         <w:rPr>
           <w:sz w:val="20"/>
         </w:rPr>
-        <w:lastRenderedPageBreak/>
         <w:t xml:space="preserve">En caso de que </w:t>
       </w:r>
       <w:r>
@@ -8908,6 +8944,7 @@
           <w:spacing w:val="-2"/>
           <w:sz w:val="20"/>
         </w:rPr>
+        <w:lastRenderedPageBreak/>
         <w:t>cumplimiento</w:t>
       </w:r>
       <w:r>
@@ -9078,20 +9115,6 @@
         </w:rPr>
         <w:t>trabajo,</w:t>
       </w:r>
-    </w:p>
-    <w:p>
-      <w:pPr>
-        <w:pStyle w:val="Prrafodelista"/>
-        <w:spacing w:line="252" w:lineRule="auto"/>
-        <w:rPr>
-          <w:sz w:val="20"/>
-        </w:rPr>
-        <w:sectPr>
-          <w:pgSz w:w="12240" w:h="15840"/>
-          <w:pgMar w:top="1340" w:right="1440" w:bottom="920" w:left="1440" w:header="0" w:footer="725" w:gutter="0"/>
-          <w:cols w:space="720"/>
-        </w:sectPr>
-      </w:pPr>
     </w:p>
     <w:p>
       <w:pPr>
@@ -9104,7 +9127,6 @@
         <w:rPr>
           <w:spacing w:val="-2"/>
         </w:rPr>
-        <w:lastRenderedPageBreak/>
         <w:t>protección</w:t>
       </w:r>
       <w:r>
@@ -14157,15 +14179,7 @@
         <w:t xml:space="preserve">EL CONTRATISTA </w:t>
       </w:r>
       <w:r>
-        <w:t xml:space="preserve">de forma mensual y se liquidarán </w:t>
-      </w:r>
-      <w:proofErr w:type="gramStart"/>
-      <w:r>
-        <w:t>de acuerdo a</w:t>
-      </w:r>
-      <w:proofErr w:type="gramEnd"/>
-      <w:r>
-        <w:t xml:space="preserve"> las tarifas de horas </w:t>
+        <w:t xml:space="preserve">de forma mensual y se liquidarán de acuerdo a las tarifas de horas </w:t>
       </w:r>
       <w:r>
         <w:rPr>
@@ -14239,7 +14253,6 @@
         </w:rPr>
         <w:t xml:space="preserve"> </w:t>
       </w:r>
-      <w:proofErr w:type="gramStart"/>
       <w:r>
         <w:rPr>
           <w:spacing w:val="-4"/>
@@ -14270,7 +14283,6 @@
         </w:rPr>
         <w:t>a</w:t>
       </w:r>
-      <w:proofErr w:type="gramEnd"/>
       <w:r>
         <w:rPr>
           <w:spacing w:val="-10"/>
@@ -14388,6 +14400,7 @@
         <w:pStyle w:val="Textoindependiente"/>
         <w:spacing w:line="252" w:lineRule="auto"/>
         <w:sectPr>
+          <w:footerReference w:type="default" r:id="rId10"/>
           <w:pgSz w:w="12240" w:h="15840"/>
           <w:pgMar w:top="1340" w:right="1440" w:bottom="920" w:left="1440" w:header="0" w:footer="725" w:gutter="0"/>
           <w:cols w:space="720"/>
@@ -22980,15 +22993,7 @@
         <w:t xml:space="preserve">de vulnerabilidades, </w:t>
       </w:r>
       <w:r>
-        <w:t>prevención de ataques informáticos (</w:t>
-      </w:r>
-      <w:proofErr w:type="gramStart"/>
-      <w:r>
-        <w:t>malware</w:t>
-      </w:r>
-      <w:proofErr w:type="gramEnd"/>
-      <w:r>
-        <w:t xml:space="preserve">, phishing, </w:t>
+        <w:t xml:space="preserve">prevención de ataques informáticos (malware, phishing, </w:t>
       </w:r>
       <w:proofErr w:type="spellStart"/>
       <w:r>
@@ -23872,7 +23877,6 @@
         </w:rPr>
         <w:t xml:space="preserve"> </w:t>
       </w:r>
-      <w:proofErr w:type="gramStart"/>
       <w:r>
         <w:rPr>
           <w:sz w:val="20"/>
@@ -23890,14 +23894,7 @@
         <w:rPr>
           <w:sz w:val="20"/>
         </w:rPr>
-        <w:t>mismo</w:t>
-      </w:r>
-      <w:proofErr w:type="gramEnd"/>
-      <w:r>
-        <w:rPr>
-          <w:sz w:val="20"/>
-        </w:rPr>
-        <w:t>,</w:t>
+        <w:t>mismo,</w:t>
       </w:r>
       <w:r>
         <w:rPr>
@@ -28616,15 +28613,7 @@
         <w:t xml:space="preserve">en </w:t>
       </w:r>
       <w:r>
-        <w:t xml:space="preserve">ejecución </w:t>
-      </w:r>
-      <w:proofErr w:type="gramStart"/>
-      <w:r>
-        <w:t>del mismo</w:t>
-      </w:r>
-      <w:proofErr w:type="gramEnd"/>
-      <w:r>
-        <w:t>.</w:t>
+        <w:t>ejecución del mismo.</w:t>
       </w:r>
     </w:p>
     <w:p>
@@ -48171,7 +48160,7 @@
         <w:rPr>
           <w:b/>
         </w:rPr>
-        <w:t>NombreCompleto</w:t>
+        <w:t>ContratistaFirmaNombre</w:t>
       </w:r>
       <w:proofErr w:type="spellEnd"/>
       <w:r>
@@ -48183,8 +48172,8 @@
     </w:p>
     <w:p>
       <w:pPr>
-        <w:spacing w:before="14"/>
-        <w:ind w:left="370"/>
+        <w:spacing w:before="100"/>
+        <w:ind w:left="720" w:hanging="350"/>
         <w:rPr>
           <w:b/>
         </w:rPr>
@@ -48200,7 +48189,7 @@
         <w:rPr>
           <w:b/>
         </w:rPr>
-        <w:t>TipoDocumento</w:t>
+        <w:t>ContratistaFirmaDocumento</w:t>
       </w:r>
       <w:proofErr w:type="spellEnd"/>
       <w:r>
@@ -48209,17 +48198,33 @@
         </w:rPr>
         <w:t>}}</w:t>
       </w:r>
-      <w:r>
-        <w:rPr>
-          <w:b/>
-          <w:spacing w:val="5"/>
-        </w:rPr>
-        <w:t xml:space="preserve"> </w:t>
-      </w:r>
-      <w:r>
-        <w:rPr>
-          <w:b/>
-          <w:spacing w:val="-2"/>
+    </w:p>
+    <w:p>
+      <w:pPr>
+        <w:spacing w:before="100"/>
+        <w:ind w:left="720" w:hanging="350"/>
+        <w:rPr>
+          <w:b/>
+        </w:rPr>
+      </w:pPr>
+      <w:r>
+        <w:rPr>
+          <w:b/>
+        </w:rPr>
+        <w:t>{{#ContratistaFirmaNit}}</w:t>
+      </w:r>
+    </w:p>
+    <w:p>
+      <w:pPr>
+        <w:spacing w:before="100"/>
+        <w:ind w:left="720" w:hanging="350"/>
+        <w:rPr>
+          <w:b/>
+        </w:rPr>
+      </w:pPr>
+      <w:r>
+        <w:rPr>
+          <w:b/>
         </w:rPr>
         <w:t>{{</w:t>
       </w:r>
@@ -48227,15 +48232,100 @@
       <w:r>
         <w:rPr>
           <w:b/>
-          <w:spacing w:val="-2"/>
-        </w:rPr>
-        <w:t>NumeroDocumento</w:t>
+        </w:rPr>
+        <w:t>ContratistaFirmaCargo</w:t>
       </w:r>
       <w:proofErr w:type="spellEnd"/>
       <w:r>
         <w:rPr>
           <w:b/>
-          <w:spacing w:val="-2"/>
+        </w:rPr>
+        <w:t>}}</w:t>
+      </w:r>
+    </w:p>
+    <w:p>
+      <w:pPr>
+        <w:spacing w:before="100"/>
+        <w:ind w:left="720" w:hanging="350"/>
+        <w:rPr>
+          <w:b/>
+        </w:rPr>
+      </w:pPr>
+      <w:r>
+        <w:rPr>
+          <w:b/>
+        </w:rPr>
+        <w:t>{{</w:t>
+      </w:r>
+      <w:proofErr w:type="spellStart"/>
+      <w:r>
+        <w:rPr>
+          <w:b/>
+        </w:rPr>
+        <w:t>ContratistaRazonSocial</w:t>
+      </w:r>
+      <w:proofErr w:type="spellEnd"/>
+      <w:r>
+        <w:rPr>
+          <w:b/>
+        </w:rPr>
+        <w:t>}}</w:t>
+      </w:r>
+    </w:p>
+    <w:p>
+      <w:pPr>
+        <w:spacing w:before="100"/>
+        <w:ind w:left="720" w:hanging="350"/>
+        <w:rPr>
+          <w:b/>
+        </w:rPr>
+      </w:pPr>
+      <w:r>
+        <w:rPr>
+          <w:b/>
+        </w:rPr>
+        <w:t>NIT. {{</w:t>
+      </w:r>
+      <w:proofErr w:type="spellStart"/>
+      <w:r>
+        <w:rPr>
+          <w:b/>
+        </w:rPr>
+        <w:t>ContratistaFirmaNit</w:t>
+      </w:r>
+      <w:proofErr w:type="spellEnd"/>
+      <w:r>
+        <w:rPr>
+          <w:b/>
+        </w:rPr>
+        <w:t>}}</w:t>
+      </w:r>
+    </w:p>
+    <w:p>
+      <w:pPr>
+        <w:spacing w:before="100"/>
+        <w:ind w:left="720" w:hanging="350"/>
+        <w:rPr>
+          <w:b/>
+        </w:rPr>
+      </w:pPr>
+      <w:r>
+        <w:rPr>
+          <w:b/>
+        </w:rPr>
+        <w:t>{{/</w:t>
+      </w:r>
+      <w:proofErr w:type="spellStart"/>
+      <w:r>
+        <w:rPr>
+          <w:b/>
+        </w:rPr>
+        <w:t>ContratistaFirmaNit</w:t>
+      </w:r>
+      <w:proofErr w:type="spellEnd"/>
+      <w:r>
+        <w:rPr>
+          <w:b/>
         </w:rPr>
         <w:t>}}</w:t>
       </w:r>
@@ -48254,7 +48344,7 @@
 </file>
 
 <file path=word/endnotes.xml><?xml version="1.0" encoding="utf-8"?>
-<w:endnotes xmlns:wpc="http://schemas.microsoft.com/office/word/2010/wordprocessingCanvas" xmlns:cx="http://schemas.microsoft.com/office/drawing/2014/chartex" xmlns:cx1="http://schemas.microsoft.com/office/drawing/2015/9/8/chartex" xmlns:cx2="http://schemas.microsoft.com/office/drawing/2015/10/21/chartex" xmlns:cx3="http://schemas.microsoft.com/office/drawing/2016/5/9/chartex" xmlns:cx4="http://schemas.microsoft.com/office/drawing/2016/5/10/chartex" xmlns:cx5="http://schemas.microsoft.com/office/drawing/2016/5/11/chartex" xmlns:cx6="http://schemas.microsoft.com/office/drawing/2016/5/12/chartex" xmlns:cx7="http://schemas.microsoft.com/office/drawing/2016/5/13/chartex" xmlns:cx8="http://schemas.microsoft.com/office/drawing/2016/5/14/chartex" xmlns:mc="http://schemas.openxmlformats.org/markup-compatibility/2006" xmlns:aink="http://schemas.microsoft.com/office/drawing/2016/ink" xmlns:am3d="http://schemas.microsoft.com/office/drawing/2017/model3d" xmlns:o="urn:schemas-microsoft-com:office:office" xmlns:oel="http://schemas.microsoft.com/office/2019/extlst" xmlns:r="http://schemas.openxmlformats.org/officeDocument/2006/relationships" xmlns:m="http://schemas.openxmlformats.org/officeDocument/2006/math" xmlns:v="urn:schemas-microsoft-com:vml" xmlns:wp14="http://schemas.microsoft.com/office/word/2010/wordprocessingDrawing" xmlns:wp="http://schemas.openxmlformats.org/drawingml/2006/wordprocessingDrawing" xmlns:w10="urn:schemas-microsoft-com:office:word" xmlns:w="http://schemas.openxmlformats.org/wordprocessingml/2006/main" xmlns:w14="http://schemas.microsoft.com/office/word/2010/wordml" xmlns:w15="http://schemas.microsoft.com/office/word/2012/wordml" xmlns:w16cex="http://schemas.microsoft.com/office/word/2018/wordml/cex" xmlns:w16cid="http://schemas.microsoft.com/office/word/2016/wordml/cid" xmlns:w16="http://schemas.microsoft.com/office/word/2018/wordml" xmlns:w16du="http://schemas.microsoft.com/office/word/2023/wordml/word16du" xmlns:w16sdtdh="http://schemas.microsoft.com/office/word/2020/wordml/sdtdatahash" xmlns:w16sdtfl="http://schemas.microsoft.com/office/word/2024/wordml/sdtformatlock" xmlns:w16se="http://schemas.microsoft.com/office/word/2015/wordml/symex" xmlns:wpg="http://schemas.microsoft.com/office/word/2010/wordprocessingGroup" xmlns:wpi="http://schemas.microsoft.com/office/word/2010/wordprocessingInk" xmlns:wne="http://schemas.microsoft.com/office/word/2006/wordml" xmlns:wps="http://schemas.microsoft.com/office/word/2010/wordprocessingShape" mc:Ignorable="w14 w15 w16se w16cid w16 w16cex w16sdtdh w16sdtfl w16du wp14">
+<w:endnotes xmlns:wpc="http://schemas.microsoft.com/office/word/2010/wordprocessingCanvas" xmlns:cx="http://schemas.microsoft.com/office/drawing/2014/chartex" xmlns:cx1="http://schemas.microsoft.com/office/drawing/2015/9/8/chartex" xmlns:cx2="http://schemas.microsoft.com/office/drawing/2015/10/21/chartex" xmlns:cx3="http://schemas.microsoft.com/office/drawing/2016/5/9/chartex" xmlns:cx4="http://schemas.microsoft.com/office/drawing/2016/5/10/chartex" xmlns:cx5="http://schemas.microsoft.com/office/drawing/2016/5/11/chartex" xmlns:cx6="http://schemas.microsoft.com/office/drawing/2016/5/12/chartex" xmlns:cx7="http://schemas.microsoft.com/office/drawing/2016/5/13/chartex" xmlns:cx8="http://schemas.microsoft.com/office/drawing/2016/5/14/chartex" xmlns:mc="http://schemas.openxmlformats.org/markup-compatibility/2006" xmlns:aink="http://schemas.microsoft.com/office/drawing/2016/ink" xmlns:am3d="http://schemas.microsoft.com/office/drawing/2017/model3d" xmlns:o="urn:schemas-microsoft-com:office:office" xmlns:oel="http://schemas.microsoft.com/office/2019/extlst" xmlns:r="http://schemas.openxmlformats.org/officeDocument/2006/relationships" xmlns:m="http://schemas.openxmlformats.org/officeDocument/2006/math" xmlns:v="urn:schemas-microsoft-com:vml" xmlns:wp14="http://schemas.microsoft.com/office/word/2010/wordprocessingDrawing" xmlns:wp="http://schemas.openxmlformats.org/drawingml/2006/wordprocessingDrawing" xmlns:w10="urn:schemas-microsoft-com:office:word" xmlns:w="http://schemas.openxmlformats.org/wordprocessingml/2006/main" xmlns:w14="http://schemas.microsoft.com/office/word/2010/wordml" xmlns:w15="http://schemas.microsoft.com/office/word/2012/wordml" xmlns:w16cei="http://schemas.microsoft.com/office/word/2026/wordml/cei" xmlns:w16cex="http://schemas.microsoft.com/office/word/2018/wordml/cex" xmlns:w16cid="http://schemas.microsoft.com/office/word/2016/wordml/cid" xmlns:w16="http://schemas.microsoft.com/office/word/2018/wordml" xmlns:w16du="http://schemas.microsoft.com/office/word/2023/wordml/word16du" xmlns:w16sdtdh="http://schemas.microsoft.com/office/word/2020/wordml/sdtdatahash" xmlns:w16sdtfl="http://schemas.microsoft.com/office/word/2024/wordml/sdtformatlock" xmlns:w16se="http://schemas.microsoft.com/office/word/2015/wordml/symex" xmlns:wpg="http://schemas.microsoft.com/office/word/2010/wordprocessingGroup" xmlns:wpi="http://schemas.microsoft.com/office/word/2010/wordprocessingInk" xmlns:wne="http://schemas.microsoft.com/office/word/2006/wordml" xmlns:wps="http://schemas.microsoft.com/office/word/2010/wordprocessingShape" mc:Ignorable="w14 w15 w16se w16cid w16 w16cex w16sdtdh w16sdtfl w16du wp14">
   <w:endnote w:type="separator" w:id="-1">
     <w:p>
       <w:r>
@@ -48273,7 +48363,7 @@
 </file>
 
 <file path=word/footer1.xml><?xml version="1.0" encoding="utf-8"?>
-<w:ftr xmlns:wpc="http://schemas.microsoft.com/office/word/2010/wordprocessingCanvas" xmlns:cx="http://schemas.microsoft.com/office/drawing/2014/chartex" xmlns:cx1="http://schemas.microsoft.com/office/drawing/2015/9/8/chartex" xmlns:cx2="http://schemas.microsoft.com/office/drawing/2015/10/21/chartex" xmlns:cx3="http://schemas.microsoft.com/office/drawing/2016/5/9/chartex" xmlns:cx4="http://schemas.microsoft.com/office/drawing/2016/5/10/chartex" xmlns:cx5="http://schemas.microsoft.com/office/drawing/2016/5/11/chartex" xmlns:cx6="http://schemas.microsoft.com/office/drawing/2016/5/12/chartex" xmlns:cx7="http://schemas.microsoft.com/office/drawing/2016/5/13/chartex" xmlns:cx8="http://schemas.microsoft.com/office/drawing/2016/5/14/chartex" xmlns:mc="http://schemas.openxmlformats.org/markup-compatibility/2006" xmlns:aink="http://schemas.microsoft.com/office/drawing/2016/ink" xmlns:am3d="http://schemas.microsoft.com/office/drawing/2017/model3d" xmlns:o="urn:schemas-microsoft-com:office:office" xmlns:oel="http://schemas.microsoft.com/office/2019/extlst" xmlns:r="http://schemas.openxmlformats.org/officeDocument/2006/relationships" xmlns:m="http://schemas.openxmlformats.org/officeDocument/2006/math" xmlns:v="urn:schemas-microsoft-com:vml" xmlns:wp14="http://schemas.microsoft.com/office/word/2010/wordprocessingDrawing" xmlns:wp="http://schemas.openxmlformats.org/drawingml/2006/wordprocessingDrawing" xmlns:w10="urn:schemas-microsoft-com:office:word" xmlns:w="http://schemas.openxmlformats.org/wordprocessingml/2006/main" xmlns:w14="http://schemas.microsoft.com/office/word/2010/wordml" xmlns:w15="http://schemas.microsoft.com/office/word/2012/wordml" xmlns:w16cex="http://schemas.microsoft.com/office/word/2018/wordml/cex" xmlns:w16cid="http://schemas.microsoft.com/office/word/2016/wordml/cid" xmlns:w16="http://schemas.microsoft.com/office/word/2018/wordml" xmlns:w16du="http://schemas.microsoft.com/office/word/2023/wordml/word16du" xmlns:w16sdtdh="http://schemas.microsoft.com/office/word/2020/wordml/sdtdatahash" xmlns:w16sdtfl="http://schemas.microsoft.com/office/word/2024/wordml/sdtformatlock" xmlns:w16se="http://schemas.microsoft.com/office/word/2015/wordml/symex" xmlns:wpg="http://schemas.microsoft.com/office/word/2010/wordprocessingGroup" xmlns:wpi="http://schemas.microsoft.com/office/word/2010/wordprocessingInk" xmlns:wne="http://schemas.microsoft.com/office/word/2006/wordml" xmlns:wps="http://schemas.microsoft.com/office/word/2010/wordprocessingShape" mc:Ignorable="w14 w15 w16se w16cid w16 w16cex w16sdtdh w16sdtfl w16du wp14">
+<w:ftr xmlns:wpc="http://schemas.microsoft.com/office/word/2010/wordprocessingCanvas" xmlns:cx="http://schemas.microsoft.com/office/drawing/2014/chartex" xmlns:cx1="http://schemas.microsoft.com/office/drawing/2015/9/8/chartex" xmlns:cx2="http://schemas.microsoft.com/office/drawing/2015/10/21/chartex" xmlns:cx3="http://schemas.microsoft.com/office/drawing/2016/5/9/chartex" xmlns:cx4="http://schemas.microsoft.com/office/drawing/2016/5/10/chartex" xmlns:cx5="http://schemas.microsoft.com/office/drawing/2016/5/11/chartex" xmlns:cx6="http://schemas.microsoft.com/office/drawing/2016/5/12/chartex" xmlns:cx7="http://schemas.microsoft.com/office/drawing/2016/5/13/chartex" xmlns:cx8="http://schemas.microsoft.com/office/drawing/2016/5/14/chartex" xmlns:mc="http://schemas.openxmlformats.org/markup-compatibility/2006" xmlns:aink="http://schemas.microsoft.com/office/drawing/2016/ink" xmlns:am3d="http://schemas.microsoft.com/office/drawing/2017/model3d" xmlns:o="urn:schemas-microsoft-com:office:office" xmlns:oel="http://schemas.microsoft.com/office/2019/extlst" xmlns:r="http://schemas.openxmlformats.org/officeDocument/2006/relationships" xmlns:m="http://schemas.openxmlformats.org/officeDocument/2006/math" xmlns:v="urn:schemas-microsoft-com:vml" xmlns:wp14="http://schemas.microsoft.com/office/word/2010/wordprocessingDrawing" xmlns:wp="http://schemas.openxmlformats.org/drawingml/2006/wordprocessingDrawing" xmlns:w10="urn:schemas-microsoft-com:office:word" xmlns:w="http://schemas.openxmlformats.org/wordprocessingml/2006/main" xmlns:w14="http://schemas.microsoft.com/office/word/2010/wordml" xmlns:w15="http://schemas.microsoft.com/office/word/2012/wordml" xmlns:w16cei="http://schemas.microsoft.com/office/word/2026/wordml/cei" xmlns:w16cex="http://schemas.microsoft.com/office/word/2018/wordml/cex" xmlns:w16cid="http://schemas.microsoft.com/office/word/2016/wordml/cid" xmlns:w16="http://schemas.microsoft.com/office/word/2018/wordml" xmlns:w16du="http://schemas.microsoft.com/office/word/2023/wordml/word16du" xmlns:w16sdtdh="http://schemas.microsoft.com/office/word/2020/wordml/sdtdatahash" xmlns:w16sdtfl="http://schemas.microsoft.com/office/word/2024/wordml/sdtformatlock" xmlns:w16se="http://schemas.microsoft.com/office/word/2015/wordml/symex" xmlns:wpg="http://schemas.microsoft.com/office/word/2010/wordprocessingGroup" xmlns:wpi="http://schemas.microsoft.com/office/word/2010/wordprocessingInk" xmlns:wne="http://schemas.microsoft.com/office/word/2006/wordml" xmlns:wps="http://schemas.microsoft.com/office/word/2010/wordprocessingShape" mc:Ignorable="w14 w15 w16se w16cid w16 w16cex w16sdtdh w16sdtfl w16du wp14">
   <w:p>
     <w:pPr>
       <w:pStyle w:val="Textoindependiente"/>
@@ -48287,7 +48377,7 @@
       <mc:AlternateContent>
         <mc:Choice Requires="wps">
           <w:drawing>
-            <wp:anchor distT="0" distB="0" distL="0" distR="0" simplePos="0" relativeHeight="487415808" behindDoc="1" locked="0" layoutInCell="1" allowOverlap="1" wp14:anchorId="26BEB120" wp14:editId="7C9DD4CA">
+            <wp:anchor distT="0" distB="0" distL="0" distR="0" simplePos="0" relativeHeight="251658240" behindDoc="1" locked="0" layoutInCell="1" allowOverlap="1" wp14:anchorId="26BEB120" wp14:editId="7C9DD4CA">
               <wp:simplePos x="0" y="0"/>
               <wp:positionH relativeFrom="page">
                 <wp:posOffset>5970270</wp:posOffset>
@@ -48462,7 +48552,7 @@
               <v:stroke joinstyle="miter"/>
               <v:path gradientshapeok="t" o:connecttype="rect"/>
             </v:shapetype>
-            <v:shape id="Textbox 1" o:spid="_x0000_s1026" type="#_x0000_t202" style="position:absolute;margin-left:470.1pt;margin-top:744.75pt;width:57.8pt;height:13pt;z-index:-15900672;visibility:visible;mso-wrap-style:square;mso-wrap-distance-left:0;mso-wrap-distance-top:0;mso-wrap-distance-right:0;mso-wrap-distance-bottom:0;mso-position-horizontal:absolute;mso-position-horizontal-relative:page;mso-position-vertical:absolute;mso-position-vertical-relative:page;v-text-anchor:top" o:gfxdata="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" filled="f" stroked="f">
+            <v:shape id="Textbox 1" o:spid="_x0000_s1026" type="#_x0000_t202" style="position:absolute;margin-left:470.1pt;margin-top:744.75pt;width:57.8pt;height:13pt;z-index:-251658240;visibility:visible;mso-wrap-style:square;mso-wrap-distance-left:0;mso-wrap-distance-top:0;mso-wrap-distance-right:0;mso-wrap-distance-bottom:0;mso-position-horizontal:absolute;mso-position-horizontal-relative:page;mso-position-vertical:absolute;mso-position-vertical-relative:page;v-text-anchor:top" o:gfxdata="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" filled="f" stroked="f">
               <v:textbox inset="0,0,0,0">
                 <w:txbxContent>
                   <w:p>
@@ -48604,7 +48694,7 @@
 </file>
 
 <file path=word/footer2.xml><?xml version="1.0" encoding="utf-8"?>
-<w:ftr xmlns:wpc="http://schemas.microsoft.com/office/word/2010/wordprocessingCanvas" xmlns:cx="http://schemas.microsoft.com/office/drawing/2014/chartex" xmlns:cx1="http://schemas.microsoft.com/office/drawing/2015/9/8/chartex" xmlns:cx2="http://schemas.microsoft.com/office/drawing/2015/10/21/chartex" xmlns:cx3="http://schemas.microsoft.com/office/drawing/2016/5/9/chartex" xmlns:cx4="http://schemas.microsoft.com/office/drawing/2016/5/10/chartex" xmlns:cx5="http://schemas.microsoft.com/office/drawing/2016/5/11/chartex" xmlns:cx6="http://schemas.microsoft.com/office/drawing/2016/5/12/chartex" xmlns:cx7="http://schemas.microsoft.com/office/drawing/2016/5/13/chartex" xmlns:cx8="http://schemas.microsoft.com/office/drawing/2016/5/14/chartex" xmlns:mc="http://schemas.openxmlformats.org/markup-compatibility/2006" xmlns:aink="http://schemas.microsoft.com/office/drawing/2016/ink" xmlns:am3d="http://schemas.microsoft.com/office/drawing/2017/model3d" xmlns:o="urn:schemas-microsoft-com:office:office" xmlns:oel="http://schemas.microsoft.com/office/2019/extlst" xmlns:r="http://schemas.openxmlformats.org/officeDocument/2006/relationships" xmlns:m="http://schemas.openxmlformats.org/officeDocument/2006/math" xmlns:v="urn:schemas-microsoft-com:vml" xmlns:wp14="http://schemas.microsoft.com/office/word/2010/wordprocessingDrawing" xmlns:wp="http://schemas.openxmlformats.org/drawingml/2006/wordprocessingDrawing" xmlns:w10="urn:schemas-microsoft-com:office:word" xmlns:w="http://schemas.openxmlformats.org/wordprocessingml/2006/main" xmlns:w14="http://schemas.microsoft.com/office/word/2010/wordml" xmlns:w15="http://schemas.microsoft.com/office/word/2012/wordml" xmlns:w16cex="http://schemas.microsoft.com/office/word/2018/wordml/cex" xmlns:w16cid="http://schemas.microsoft.com/office/word/2016/wordml/cid" xmlns:w16="http://schemas.microsoft.com/office/word/2018/wordml" xmlns:w16du="http://schemas.microsoft.com/office/word/2023/wordml/word16du" xmlns:w16sdtdh="http://schemas.microsoft.com/office/word/2020/wordml/sdtdatahash" xmlns:w16sdtfl="http://schemas.microsoft.com/office/word/2024/wordml/sdtformatlock" xmlns:w16se="http://schemas.microsoft.com/office/word/2015/wordml/symex" xmlns:wpg="http://schemas.microsoft.com/office/word/2010/wordprocessingGroup" xmlns:wpi="http://schemas.microsoft.com/office/word/2010/wordprocessingInk" xmlns:wne="http://schemas.microsoft.com/office/word/2006/wordml" xmlns:wps="http://schemas.microsoft.com/office/word/2010/wordprocessingShape" mc:Ignorable="w14 w15 w16se w16cid w16 w16cex w16sdtdh w16sdtfl w16du wp14">
+<w:ftr xmlns:wpc="http://schemas.microsoft.com/office/word/2010/wordprocessingCanvas" xmlns:cx="http://schemas.microsoft.com/office/drawing/2014/chartex" xmlns:cx1="http://schemas.microsoft.com/office/drawing/2015/9/8/chartex" xmlns:cx2="http://schemas.microsoft.com/office/drawing/2015/10/21/chartex" xmlns:cx3="http://schemas.microsoft.com/office/drawing/2016/5/9/chartex" xmlns:cx4="http://schemas.microsoft.com/office/drawing/2016/5/10/chartex" xmlns:cx5="http://schemas.microsoft.com/office/drawing/2016/5/11/chartex" xmlns:cx6="http://schemas.microsoft.com/office/drawing/2016/5/12/chartex" xmlns:cx7="http://schemas.microsoft.com/office/drawing/2016/5/13/chartex" xmlns:cx8="http://schemas.microsoft.com/office/drawing/2016/5/14/chartex" xmlns:mc="http://schemas.openxmlformats.org/markup-compatibility/2006" xmlns:aink="http://schemas.microsoft.com/office/drawing/2016/ink" xmlns:am3d="http://schemas.microsoft.com/office/drawing/2017/model3d" xmlns:o="urn:schemas-microsoft-com:office:office" xmlns:oel="http://schemas.microsoft.com/office/2019/extlst" xmlns:r="http://schemas.openxmlformats.org/officeDocument/2006/relationships" xmlns:m="http://schemas.openxmlformats.org/officeDocument/2006/math" xmlns:v="urn:schemas-microsoft-com:vml" xmlns:wp14="http://schemas.microsoft.com/office/word/2010/wordprocessingDrawing" xmlns:wp="http://schemas.openxmlformats.org/drawingml/2006/wordprocessingDrawing" xmlns:w10="urn:schemas-microsoft-com:office:word" xmlns:w="http://schemas.openxmlformats.org/wordprocessingml/2006/main" xmlns:w14="http://schemas.microsoft.com/office/word/2010/wordml" xmlns:w15="http://schemas.microsoft.com/office/word/2012/wordml" xmlns:w16cei="http://schemas.microsoft.com/office/word/2026/wordml/cei" xmlns:w16cex="http://schemas.microsoft.com/office/word/2018/wordml/cex" xmlns:w16cid="http://schemas.microsoft.com/office/word/2016/wordml/cid" xmlns:w16="http://schemas.microsoft.com/office/word/2018/wordml" xmlns:w16du="http://schemas.microsoft.com/office/word/2023/wordml/word16du" xmlns:w16sdtdh="http://schemas.microsoft.com/office/word/2020/wordml/sdtdatahash" xmlns:w16sdtfl="http://schemas.microsoft.com/office/word/2024/wordml/sdtformatlock" xmlns:w16se="http://schemas.microsoft.com/office/word/2015/wordml/symex" xmlns:wpg="http://schemas.microsoft.com/office/word/2010/wordprocessingGroup" xmlns:wpi="http://schemas.microsoft.com/office/word/2010/wordprocessingInk" xmlns:wne="http://schemas.microsoft.com/office/word/2006/wordml" xmlns:wps="http://schemas.microsoft.com/office/word/2010/wordprocessingShape" mc:Ignorable="w14 w15 w16se w16cid w16 w16cex w16sdtdh w16sdtfl w16du wp14">
   <w:p>
     <w:pPr>
       <w:pStyle w:val="Textoindependiente"/>
@@ -48807,7 +48897,7 @@
 </file>
 
 <file path=word/footer3.xml><?xml version="1.0" encoding="utf-8"?>
-<w:ftr xmlns:wpc="http://schemas.microsoft.com/office/word/2010/wordprocessingCanvas" xmlns:cx="http://schemas.microsoft.com/office/drawing/2014/chartex" xmlns:cx1="http://schemas.microsoft.com/office/drawing/2015/9/8/chartex" xmlns:cx2="http://schemas.microsoft.com/office/drawing/2015/10/21/chartex" xmlns:cx3="http://schemas.microsoft.com/office/drawing/2016/5/9/chartex" xmlns:cx4="http://schemas.microsoft.com/office/drawing/2016/5/10/chartex" xmlns:cx5="http://schemas.microsoft.com/office/drawing/2016/5/11/chartex" xmlns:cx6="http://schemas.microsoft.com/office/drawing/2016/5/12/chartex" xmlns:cx7="http://schemas.microsoft.com/office/drawing/2016/5/13/chartex" xmlns:cx8="http://schemas.microsoft.com/office/drawing/2016/5/14/chartex" xmlns:mc="http://schemas.openxmlformats.org/markup-compatibility/2006" xmlns:aink="http://schemas.microsoft.com/office/drawing/2016/ink" xmlns:am3d="http://schemas.microsoft.com/office/drawing/2017/model3d" xmlns:o="urn:schemas-microsoft-com:office:office" xmlns:oel="http://schemas.microsoft.com/office/2019/extlst" xmlns:r="http://schemas.openxmlformats.org/officeDocument/2006/relationships" xmlns:m="http://schemas.openxmlformats.org/officeDocument/2006/math" xmlns:v="urn:schemas-microsoft-com:vml" xmlns:wp14="http://schemas.microsoft.com/office/word/2010/wordprocessingDrawing" xmlns:wp="http://schemas.openxmlformats.org/drawingml/2006/wordprocessingDrawing" xmlns:w10="urn:schemas-microsoft-com:office:word" xmlns:w="http://schemas.openxmlformats.org/wordprocessingml/2006/main" xmlns:w14="http://schemas.microsoft.com/office/word/2010/wordml" xmlns:w15="http://schemas.microsoft.com/office/word/2012/wordml" xmlns:w16cex="http://schemas.microsoft.com/office/word/2018/wordml/cex" xmlns:w16cid="http://schemas.microsoft.com/office/word/2016/wordml/cid" xmlns:w16="http://schemas.microsoft.com/office/word/2018/wordml" xmlns:w16du="http://schemas.microsoft.com/office/word/2023/wordml/word16du" xmlns:w16sdtdh="http://schemas.microsoft.com/office/word/2020/wordml/sdtdatahash" xmlns:w16sdtfl="http://schemas.microsoft.com/office/word/2024/wordml/sdtformatlock" xmlns:w16se="http://schemas.microsoft.com/office/word/2015/wordml/symex" xmlns:wpg="http://schemas.microsoft.com/office/word/2010/wordprocessingGroup" xmlns:wpi="http://schemas.microsoft.com/office/word/2010/wordprocessingInk" xmlns:wne="http://schemas.microsoft.com/office/word/2006/wordml" xmlns:wps="http://schemas.microsoft.com/office/word/2010/wordprocessingShape" mc:Ignorable="w14 w15 w16se w16cid w16 w16cex w16sdtdh w16sdtfl w16du wp14">
+<w:ftr xmlns:wpc="http://schemas.microsoft.com/office/word/2010/wordprocessingCanvas" xmlns:cx="http://schemas.microsoft.com/office/drawing/2014/chartex" xmlns:cx1="http://schemas.microsoft.com/office/drawing/2015/9/8/chartex" xmlns:cx2="http://schemas.microsoft.com/office/drawing/2015/10/21/chartex" xmlns:cx3="http://schemas.microsoft.com/office/drawing/2016/5/9/chartex" xmlns:cx4="http://schemas.microsoft.com/office/drawing/2016/5/10/chartex" xmlns:cx5="http://schemas.microsoft.com/office/drawing/2016/5/11/chartex" xmlns:cx6="http://schemas.microsoft.com/office/drawing/2016/5/12/chartex" xmlns:cx7="http://schemas.microsoft.com/office/drawing/2016/5/13/chartex" xmlns:cx8="http://schemas.microsoft.com/office/drawing/2016/5/14/chartex" xmlns:mc="http://schemas.openxmlformats.org/markup-compatibility/2006" xmlns:aink="http://schemas.microsoft.com/office/drawing/2016/ink" xmlns:am3d="http://schemas.microsoft.com/office/drawing/2017/model3d" xmlns:o="urn:schemas-microsoft-com:office:office" xmlns:oel="http://schemas.microsoft.com/office/2019/extlst" xmlns:r="http://schemas.openxmlformats.org/officeDocument/2006/relationships" xmlns:m="http://schemas.openxmlformats.org/officeDocument/2006/math" xmlns:v="urn:schemas-microsoft-com:vml" xmlns:wp14="http://schemas.microsoft.com/office/word/2010/wordprocessingDrawing" xmlns:wp="http://schemas.openxmlformats.org/drawingml/2006/wordprocessingDrawing" xmlns:w10="urn:schemas-microsoft-com:office:word" xmlns:w="http://schemas.openxmlformats.org/wordprocessingml/2006/main" xmlns:w14="http://schemas.microsoft.com/office/word/2010/wordml" xmlns:w15="http://schemas.microsoft.com/office/word/2012/wordml" xmlns:w16cei="http://schemas.microsoft.com/office/word/2026/wordml/cei" xmlns:w16cex="http://schemas.microsoft.com/office/word/2018/wordml/cex" xmlns:w16cid="http://schemas.microsoft.com/office/word/2016/wordml/cid" xmlns:w16="http://schemas.microsoft.com/office/word/2018/wordml" xmlns:w16du="http://schemas.microsoft.com/office/word/2023/wordml/word16du" xmlns:w16sdtdh="http://schemas.microsoft.com/office/word/2020/wordml/sdtdatahash" xmlns:w16sdtfl="http://schemas.microsoft.com/office/word/2024/wordml/sdtformatlock" xmlns:w16se="http://schemas.microsoft.com/office/word/2015/wordml/symex" xmlns:wpg="http://schemas.microsoft.com/office/word/2010/wordprocessingGroup" xmlns:wpi="http://schemas.microsoft.com/office/word/2010/wordprocessingInk" xmlns:wne="http://schemas.microsoft.com/office/word/2006/wordml" xmlns:wps="http://schemas.microsoft.com/office/word/2010/wordprocessingShape" mc:Ignorable="w14 w15 w16se w16cid w16 w16cex w16sdtdh w16sdtfl w16du wp14">
   <w:p>
     <w:pPr>
       <w:pStyle w:val="Textoindependiente"/>
@@ -49138,7 +49228,7 @@
 </file>
 
 <file path=word/footnotes.xml><?xml version="1.0" encoding="utf-8"?>
-<w:footnotes xmlns:wpc="http://schemas.microsoft.com/office/word/2010/wordprocessingCanvas" xmlns:cx="http://schemas.microsoft.com/office/drawing/2014/chartex" xmlns:cx1="http://schemas.microsoft.com/office/drawing/2015/9/8/chartex" xmlns:cx2="http://schemas.microsoft.com/office/drawing/2015/10/21/chartex" xmlns:cx3="http://schemas.microsoft.com/office/drawing/2016/5/9/chartex" xmlns:cx4="http://schemas.microsoft.com/office/drawing/2016/5/10/chartex" xmlns:cx5="http://schemas.microsoft.com/office/drawing/2016/5/11/chartex" xmlns:cx6="http://schemas.microsoft.com/office/drawing/2016/5/12/chartex" xmlns:cx7="http://schemas.microsoft.com/office/drawing/2016/5/13/chartex" xmlns:cx8="http://schemas.microsoft.com/office/drawing/2016/5/14/chartex" xmlns:mc="http://schemas.openxmlformats.org/markup-compatibility/2006" xmlns:aink="http://schemas.microsoft.com/office/drawing/2016/ink" xmlns:am3d="http://schemas.microsoft.com/office/drawing/2017/model3d" xmlns:o="urn:schemas-microsoft-com:office:office" xmlns:oel="http://schemas.microsoft.com/office/2019/extlst" xmlns:r="http://schemas.openxmlformats.org/officeDocument/2006/relationships" xmlns:m="http://schemas.openxmlformats.org/officeDocument/2006/math" xmlns:v="urn:schemas-microsoft-com:vml" xmlns:wp14="http://schemas.microsoft.com/office/word/2010/wordprocessingDrawing" xmlns:wp="http://schemas.openxmlformats.org/drawingml/2006/wordprocessingDrawing" xmlns:w10="urn:schemas-microsoft-com:office:word" xmlns:w="http://schemas.openxmlformats.org/wordprocessingml/2006/main" xmlns:w14="http://schemas.microsoft.com/office/word/2010/wordml" xmlns:w15="http://schemas.microsoft.com/office/word/2012/wordml" xmlns:w16cex="http://schemas.microsoft.com/office/word/2018/wordml/cex" xmlns:w16cid="http://schemas.microsoft.com/office/word/2016/wordml/cid" xmlns:w16="http://schemas.microsoft.com/office/word/2018/wordml" xmlns:w16du="http://schemas.microsoft.com/office/word/2023/wordml/word16du" xmlns:w16sdtdh="http://schemas.microsoft.com/office/word/2020/wordml/sdtdatahash" xmlns:w16sdtfl="http://schemas.microsoft.com/office/word/2024/wordml/sdtformatlock" xmlns:w16se="http://schemas.microsoft.com/office/word/2015/wordml/symex" xmlns:wpg="http://schemas.microsoft.com/office/word/2010/wordprocessingGroup" xmlns:wpi="http://schemas.microsoft.com/office/word/2010/wordprocessingInk" xmlns:wne="http://schemas.microsoft.com/office/word/2006/wordml" xmlns:wps="http://schemas.microsoft.com/office/word/2010/wordprocessingShape" mc:Ignorable="w14 w15 w16se w16cid w16 w16cex w16sdtdh w16sdtfl w16du wp14">
+<w:footnotes xmlns:wpc="http://schemas.microsoft.com/office/word/2010/wordprocessingCanvas" xmlns:cx="http://schemas.microsoft.com/office/drawing/2014/chartex" xmlns:cx1="http://schemas.microsoft.com/office/drawing/2015/9/8/chartex" xmlns:cx2="http://schemas.microsoft.com/office/drawing/2015/10/21/chartex" xmlns:cx3="http://schemas.microsoft.com/office/drawing/2016/5/9/chartex" xmlns:cx4="http://schemas.microsoft.com/office/drawing/2016/5/10/chartex" xmlns:cx5="http://schemas.microsoft.com/office/drawing/2016/5/11/chartex" xmlns:cx6="http://schemas.microsoft.com/office/drawing/2016/5/12/chartex" xmlns:cx7="http://schemas.microsoft.com/office/drawing/2016/5/13/chartex" xmlns:cx8="http://schemas.microsoft.com/office/drawing/2016/5/14/chartex" xmlns:mc="http://schemas.openxmlformats.org/markup-compatibility/2006" xmlns:aink="http://schemas.microsoft.com/office/drawing/2016/ink" xmlns:am3d="http://schemas.microsoft.com/office/drawing/2017/model3d" xmlns:o="urn:schemas-microsoft-com:office:office" xmlns:oel="http://schemas.microsoft.com/office/2019/extlst" xmlns:r="http://schemas.openxmlformats.org/officeDocument/2006/relationships" xmlns:m="http://schemas.openxmlformats.org/officeDocument/2006/math" xmlns:v="urn:schemas-microsoft-com:vml" xmlns:wp14="http://schemas.microsoft.com/office/word/2010/wordprocessingDrawing" xmlns:wp="http://schemas.openxmlformats.org/drawingml/2006/wordprocessingDrawing" xmlns:w10="urn:schemas-microsoft-com:office:word" xmlns:w="http://schemas.openxmlformats.org/wordprocessingml/2006/main" xmlns:w14="http://schemas.microsoft.com/office/word/2010/wordml" xmlns:w15="http://schemas.microsoft.com/office/word/2012/wordml" xmlns:w16cei="http://schemas.microsoft.com/office/word/2026/wordml/cei" xmlns:w16cex="http://schemas.microsoft.com/office/word/2018/wordml/cex" xmlns:w16cid="http://schemas.microsoft.com/office/word/2016/wordml/cid" xmlns:w16="http://schemas.microsoft.com/office/word/2018/wordml" xmlns:w16du="http://schemas.microsoft.com/office/word/2023/wordml/word16du" xmlns:w16sdtdh="http://schemas.microsoft.com/office/word/2020/wordml/sdtdatahash" xmlns:w16sdtfl="http://schemas.microsoft.com/office/word/2024/wordml/sdtformatlock" xmlns:w16se="http://schemas.microsoft.com/office/word/2015/wordml/symex" xmlns:wpg="http://schemas.microsoft.com/office/word/2010/wordprocessingGroup" xmlns:wpi="http://schemas.microsoft.com/office/word/2010/wordprocessingInk" xmlns:wne="http://schemas.microsoft.com/office/word/2006/wordml" xmlns:wps="http://schemas.microsoft.com/office/word/2010/wordprocessingShape" mc:Ignorable="w14 w15 w16se w16cid w16 w16cex w16sdtdh w16sdtfl w16du wp14">
   <w:footnote w:type="separator" w:id="-1">
     <w:p>
       <w:r>
@@ -49157,7 +49247,7 @@
 </file>
 
 <file path=word/numbering.xml><?xml version="1.0" encoding="utf-8"?>
-<w:numbering xmlns:wpc="http://schemas.microsoft.com/office/word/2010/wordprocessingCanvas" xmlns:cx="http://schemas.microsoft.com/office/drawing/2014/chartex" xmlns:cx1="http://schemas.microsoft.com/office/drawing/2015/9/8/chartex" xmlns:cx2="http://schemas.microsoft.com/office/drawing/2015/10/21/chartex" xmlns:cx3="http://schemas.microsoft.com/office/drawing/2016/5/9/chartex" xmlns:cx4="http://schemas.microsoft.com/office/drawing/2016/5/10/chartex" xmlns:cx5="http://schemas.microsoft.com/office/drawing/2016/5/11/chartex" xmlns:cx6="http://schemas.microsoft.com/office/drawing/2016/5/12/chartex" xmlns:cx7="http://schemas.microsoft.com/office/drawing/2016/5/13/chartex" xmlns:cx8="http://schemas.microsoft.com/office/drawing/2016/5/14/chartex" xmlns:mc="http://schemas.openxmlformats.org/markup-compatibility/2006" xmlns:aink="http://schemas.microsoft.com/office/drawing/2016/ink" xmlns:am3d="http://schemas.microsoft.com/office/drawing/2017/model3d" xmlns:o="urn:schemas-microsoft-com:office:office" xmlns:oel="http://schemas.microsoft.com/office/2019/extlst" xmlns:r="http://schemas.openxmlformats.org/officeDocument/2006/relationships" xmlns:m="http://schemas.openxmlformats.org/officeDocument/2006/math" xmlns:v="urn:schemas-microsoft-com:vml" xmlns:wp14="http://schemas.microsoft.com/office/word/2010/wordprocessingDrawing" xmlns:wp="http://schemas.openxmlformats.org/drawingml/2006/wordprocessingDrawing" xmlns:w10="urn:schemas-microsoft-com:office:word" xmlns:w="http://schemas.openxmlformats.org/wordprocessingml/2006/main" xmlns:w14="http://schemas.microsoft.com/office/word/2010/wordml" xmlns:w15="http://schemas.microsoft.com/office/word/2012/wordml" xmlns:w16cex="http://schemas.microsoft.com/office/word/2018/wordml/cex" xmlns:w16cid="http://schemas.microsoft.com/office/word/2016/wordml/cid" xmlns:w16="http://schemas.microsoft.com/office/word/2018/wordml" xmlns:w16du="http://schemas.microsoft.com/office/word/2023/wordml/word16du" xmlns:w16sdtdh="http://schemas.microsoft.com/office/word/2020/wordml/sdtdatahash" xmlns:w16sdtfl="http://schemas.microsoft.com/office/word/2024/wordml/sdtformatlock" xmlns:w16se="http://schemas.microsoft.com/office/word/2015/wordml/symex" xmlns:wpg="http://schemas.microsoft.com/office/word/2010/wordprocessingGroup" xmlns:wpi="http://schemas.microsoft.com/office/word/2010/wordprocessingInk" xmlns:wne="http://schemas.microsoft.com/office/word/2006/wordml" xmlns:wps="http://schemas.microsoft.com/office/word/2010/wordprocessingShape" mc:Ignorable="w14 w15 w16se w16cid w16 w16cex w16sdtdh w16sdtfl w16du wp14">
+<w:numbering xmlns:wpc="http://schemas.microsoft.com/office/word/2010/wordprocessingCanvas" xmlns:cx="http://schemas.microsoft.com/office/drawing/2014/chartex" xmlns:cx1="http://schemas.microsoft.com/office/drawing/2015/9/8/chartex" xmlns:cx2="http://schemas.microsoft.com/office/drawing/2015/10/21/chartex" xmlns:cx3="http://schemas.microsoft.com/office/drawing/2016/5/9/chartex" xmlns:cx4="http://schemas.microsoft.com/office/drawing/2016/5/10/chartex" xmlns:cx5="http://schemas.microsoft.com/office/drawing/2016/5/11/chartex" xmlns:cx6="http://schemas.microsoft.com/office/drawing/2016/5/12/chartex" xmlns:cx7="http://schemas.microsoft.com/office/drawing/2016/5/13/chartex" xmlns:cx8="http://schemas.microsoft.com/office/drawing/2016/5/14/chartex" xmlns:mc="http://schemas.openxmlformats.org/markup-compatibility/2006" xmlns:aink="http://schemas.microsoft.com/office/drawing/2016/ink" xmlns:am3d="http://schemas.microsoft.com/office/drawing/2017/model3d" xmlns:o="urn:schemas-microsoft-com:office:office" xmlns:oel="http://schemas.microsoft.com/office/2019/extlst" xmlns:r="http://schemas.openxmlformats.org/officeDocument/2006/relationships" xmlns:m="http://schemas.openxmlformats.org/officeDocument/2006/math" xmlns:v="urn:schemas-microsoft-com:vml" xmlns:wp14="http://schemas.microsoft.com/office/word/2010/wordprocessingDrawing" xmlns:wp="http://schemas.openxmlformats.org/drawingml/2006/wordprocessingDrawing" xmlns:w10="urn:schemas-microsoft-com:office:word" xmlns:w="http://schemas.openxmlformats.org/wordprocessingml/2006/main" xmlns:w14="http://schemas.microsoft.com/office/word/2010/wordml" xmlns:w15="http://schemas.microsoft.com/office/word/2012/wordml" xmlns:w16cei="http://schemas.microsoft.com/office/word/2026/wordml/cei" xmlns:w16cex="http://schemas.microsoft.com/office/word/2018/wordml/cex" xmlns:w16cid="http://schemas.microsoft.com/office/word/2016/wordml/cid" xmlns:w16="http://schemas.microsoft.com/office/word/2018/wordml" xmlns:w16du="http://schemas.microsoft.com/office/word/2023/wordml/word16du" xmlns:w16sdtdh="http://schemas.microsoft.com/office/word/2020/wordml/sdtdatahash" xmlns:w16sdtfl="http://schemas.microsoft.com/office/word/2024/wordml/sdtformatlock" xmlns:w16se="http://schemas.microsoft.com/office/word/2015/wordml/symex" xmlns:wpg="http://schemas.microsoft.com/office/word/2010/wordprocessingGroup" xmlns:wpi="http://schemas.microsoft.com/office/word/2010/wordprocessingInk" xmlns:wne="http://schemas.microsoft.com/office/word/2006/wordml" xmlns:wps="http://schemas.microsoft.com/office/word/2010/wordprocessingShape" mc:Ignorable="w14 w15 w16se w16cid w16 w16cex w16sdtdh w16sdtfl w16du wp14">
   <w:abstractNum w:abstractNumId="0" w15:restartNumberingAfterBreak="0">
     <w:nsid w:val="3EE11080"/>
     <w:multiLevelType w:val="hybridMultilevel"/>
